--- a/cv/Iyed_Khouildi_Full_Stack_Developer_CV_EN.docx
+++ b/cv/Iyed_Khouildi_Full_Stack_Developer_CV_EN.docx
@@ -40,7 +40,7 @@
         <w:spacing w:after="20"/>
         <w:jc w:val="center"/>
       </w:pPr>
-      <w:hyperlink w:history="1" r:id="rIdnwpivge4d938d2mev3ggz">
+      <w:hyperlink w:history="1" r:id="rIdwm3bc_-0mwyqcsomxxx3g">
         <w:r>
           <w:rPr>
             <w:sz w:val="19"/>
@@ -77,7 +77,7 @@
         </w:rPr>
         <w:t xml:space="preserve">  |  </w:t>
       </w:r>
-      <w:hyperlink w:history="1" r:id="rIdzxjgq-4ap61ygd-tfdoml">
+      <w:hyperlink w:history="1" r:id="rIdoptqioprg_wls2ypqfy_b">
         <w:r>
           <w:rPr>
             <w:sz w:val="19"/>
@@ -97,7 +97,7 @@
         </w:rPr>
         <w:t xml:space="preserve">  |  </w:t>
       </w:r>
-      <w:hyperlink w:history="1" r:id="rIdlfl0xkkxuytngsuabqw7k">
+      <w:hyperlink w:history="1" r:id="rIdzxewm7quglhyziup6wv4_">
         <w:r>
           <w:rPr>
             <w:sz w:val="19"/>
@@ -117,7 +117,7 @@
         </w:rPr>
         <w:t xml:space="preserve">  |  </w:t>
       </w:r>
-      <w:hyperlink w:history="1" r:id="rIdhuxsjbmqdheqomzbrqmpy">
+      <w:hyperlink w:history="1" r:id="rIdidmrsdwdis7_zejgpehj6">
         <w:r>
           <w:rPr>
             <w:sz w:val="19"/>

--- a/cv/Iyed_Khouildi_Full_Stack_Developer_CV_EN.docx
+++ b/cv/Iyed_Khouildi_Full_Stack_Developer_CV_EN.docx
@@ -40,7 +40,7 @@
         <w:spacing w:after="20"/>
         <w:jc w:val="center"/>
       </w:pPr>
-      <w:hyperlink w:history="1" r:id="rIdwm3bc_-0mwyqcsomxxx3g">
+      <w:hyperlink w:history="1" r:id="rId45ous33rpqziha2dusmye">
         <w:r>
           <w:rPr>
             <w:sz w:val="19"/>
@@ -77,7 +77,7 @@
         </w:rPr>
         <w:t xml:space="preserve">  |  </w:t>
       </w:r>
-      <w:hyperlink w:history="1" r:id="rIdoptqioprg_wls2ypqfy_b">
+      <w:hyperlink w:history="1" r:id="rId5umnshpltw2zntokc7krg">
         <w:r>
           <w:rPr>
             <w:sz w:val="19"/>
@@ -97,7 +97,7 @@
         </w:rPr>
         <w:t xml:space="preserve">  |  </w:t>
       </w:r>
-      <w:hyperlink w:history="1" r:id="rIdzxewm7quglhyziup6wv4_">
+      <w:hyperlink w:history="1" r:id="rIdgim-_3ggncuxvorwlvgzq">
         <w:r>
           <w:rPr>
             <w:sz w:val="19"/>
@@ -117,7 +117,7 @@
         </w:rPr>
         <w:t xml:space="preserve">  |  </w:t>
       </w:r>
-      <w:hyperlink w:history="1" r:id="rIdidmrsdwdis7_zejgpehj6">
+      <w:hyperlink w:history="1" r:id="rIdq40x815wxq_5oz5dztieg">
         <w:r>
           <w:rPr>
             <w:sz w:val="19"/>
